--- a/templates/W3-62-16D.docx
+++ b/templates/W3-62-16D.docx
@@ -148,7 +148,7 @@
           <w:bCs/>
           <w:szCs w:val="24"/>
         </w:rPr>
-        <w:t xml:space="preserve">□初檢    □複檢</w:t>
+        <w:t xml:space="preserve">{{FIRSTCK}}初檢    {{RECK}}複檢</w:t>
       </w:r>
     </w:p>
     <w:tbl>

--- a/templates/W3-62-16D.docx
+++ b/templates/W3-62-16D.docx
@@ -6067,7 +6067,7 @@
               <w:rPr>
                 <w:rFonts w:ascii="標楷體" w:eastAsia="標楷體" w:hAnsi="標楷體" w:hint="eastAsia"/>
               </w:rPr>
-              <w:t>□ 1.檢查結果 □合格 □不合格 □限制合格 □未備妥 □程序不符。</w:t>
+              <w:t>■ 1.檢查結果 □合格 □不合格 □限制合格 □未備妥 □程序不符。</w:t>
             </w:r>
           </w:p>
           <w:p>

--- a/templates/W3-62-16D.docx
+++ b/templates/W3-62-16D.docx
@@ -53,7 +53,7 @@
                 <w:bCs/>
                 <w:sz w:val="28"/>
               </w:rPr>
-              <w:t>(</w:t>
+              <w:t/>
             </w:r>
             <w:r>
               <w:rPr>
@@ -81,7 +81,7 @@
                 <w:bCs/>
                 <w:sz w:val="28"/>
               </w:rPr>
-              <w:t>)</w:t>
+              <w:t/>
             </w:r>
           </w:p>
         </w:tc>
